--- a/backend-exhibits/NFS to Google Share Drive standard included.docx
+++ b/backend-exhibits/NFS to Google Share Drive standard included.docx
@@ -39,14 +39,14 @@
               <w:ind w:left="52"/>
               <w:jc w:val="center"/>
               <w:rPr>
-                <w:rFonts w:ascii="Arial" w:hAnsi="Arial" w:cs="Arial"/>
+                <w:rFonts w:ascii="Arial" w:hAnsi="Arial" w:cs="Arial" w:eastAsia="Arial"/>
                 <w:sz w:val="21"/>
                 <w:szCs w:val="21"/>
               </w:rPr>
             </w:pPr>
             <w:r>
               <w:rPr>
-                <w:rFonts w:ascii="Arial" w:eastAsia="Arial" w:hAnsi="Arial" w:cs="Arial"/>
+                <w:rFonts w:ascii="Arial" w:hAnsi="Arial" w:cs="Arial" w:eastAsia="Arial"/>
                 <w:b/>
                 <w:sz w:val="21"/>
                 <w:szCs w:val="21"/>
@@ -55,7 +55,7 @@
             </w:r>
             <w:r>
               <w:rPr>
-                <w:rFonts w:ascii="Arial" w:eastAsia="Arial" w:hAnsi="Arial" w:cs="Arial"/>
+                <w:rFonts w:ascii="Arial" w:hAnsi="Arial" w:cs="Arial" w:eastAsia="Arial"/>
                 <w:b/>
                 <w:sz w:val="21"/>
                 <w:szCs w:val="21"/>
@@ -64,7 +64,7 @@
             </w:r>
             <w:r>
               <w:rPr>
-                <w:rFonts w:ascii="Arial" w:eastAsia="Arial" w:hAnsi="Arial" w:cs="Arial"/>
+                <w:rFonts w:ascii="Arial" w:hAnsi="Arial" w:cs="Arial" w:eastAsia="Arial"/>
                 <w:b/>
                 <w:sz w:val="21"/>
                 <w:szCs w:val="21"/>
@@ -73,7 +73,7 @@
             </w:r>
             <w:r>
               <w:rPr>
-                <w:rFonts w:ascii="Arial" w:eastAsia="Arial" w:hAnsi="Arial" w:cs="Arial"/>
+                <w:rFonts w:ascii="Arial" w:hAnsi="Arial" w:cs="Arial" w:eastAsia="Arial"/>
                 <w:b/>
                 <w:sz w:val="21"/>
                 <w:szCs w:val="21"/>
@@ -82,7 +82,7 @@
             </w:r>
             <w:r>
               <w:rPr>
-                <w:rFonts w:ascii="Arial" w:eastAsia="Arial" w:hAnsi="Arial" w:cs="Arial"/>
+                <w:rFonts w:ascii="Arial" w:hAnsi="Arial" w:cs="Arial" w:eastAsia="Arial"/>
                 <w:b/>
                 <w:sz w:val="21"/>
                 <w:szCs w:val="21"/>
@@ -91,7 +91,7 @@
             </w:r>
             <w:r>
               <w:rPr>
-                <w:rFonts w:ascii="Arial" w:eastAsia="Arial" w:hAnsi="Arial" w:cs="Arial"/>
+                <w:rFonts w:ascii="Arial" w:hAnsi="Arial" w:cs="Arial" w:eastAsia="Arial"/>
                 <w:b/>
                 <w:sz w:val="21"/>
                 <w:szCs w:val="21"/>
@@ -100,7 +100,7 @@
             </w:r>
             <w:r>
               <w:rPr>
-                <w:rFonts w:ascii="Arial" w:eastAsia="Arial" w:hAnsi="Arial" w:cs="Arial"/>
+                <w:rFonts w:ascii="Arial" w:hAnsi="Arial" w:cs="Arial" w:eastAsia="Arial"/>
                 <w:b/>
                 <w:sz w:val="21"/>
                 <w:szCs w:val="21"/>
@@ -109,7 +109,7 @@
             </w:r>
             <w:r>
               <w:rPr>
-                <w:rFonts w:ascii="Arial" w:eastAsia="Arial" w:hAnsi="Arial" w:cs="Arial"/>
+                <w:rFonts w:ascii="Arial" w:hAnsi="Arial" w:cs="Arial" w:eastAsia="Arial"/>
                 <w:b/>
                 <w:sz w:val="21"/>
                 <w:szCs w:val="21"/>
@@ -118,7 +118,7 @@
             </w:r>
             <w:r>
               <w:rPr>
-                <w:rFonts w:ascii="Arial" w:eastAsia="Arial" w:hAnsi="Arial" w:cs="Arial"/>
+                <w:rFonts w:ascii="Arial" w:hAnsi="Arial" w:cs="Arial" w:eastAsia="Arial"/>
                 <w:b/>
                 <w:sz w:val="21"/>
                 <w:szCs w:val="21"/>
@@ -146,7 +146,7 @@
             <w:pPr>
               <w:ind w:left="3"/>
               <w:rPr>
-                <w:rFonts w:ascii="Arial" w:hAnsi="Arial" w:cs="Arial"/>
+                <w:rFonts w:ascii="Arial" w:hAnsi="Arial" w:cs="Arial" w:eastAsia="Arial"/>
                 <w:b/>
                 <w:bCs/>
                 <w:sz w:val="21"/>
@@ -155,7 +155,7 @@
             </w:pPr>
             <w:r>
               <w:rPr>
-                <w:rFonts w:ascii="Arial" w:hAnsi="Arial" w:cs="Arial"/>
+                <w:rFonts w:ascii="Arial" w:hAnsi="Arial" w:cs="Arial" w:eastAsia="Arial"/>
                 <w:b/>
                 <w:bCs/>
                 <w:sz w:val="21"/>
@@ -179,14 +179,14 @@
             <w:pPr>
               <w:spacing w:line="240" w:lineRule="auto"/>
               <w:rPr>
-                <w:rFonts w:ascii="Arial" w:hAnsi="Arial" w:cs="Arial"/>
+                <w:rFonts w:ascii="Arial" w:hAnsi="Arial" w:cs="Arial" w:eastAsia="Arial"/>
                 <w:sz w:val="21"/>
                 <w:szCs w:val="21"/>
               </w:rPr>
             </w:pPr>
             <w:r>
               <w:rPr>
-                <w:rFonts w:ascii="Arial" w:hAnsi="Arial" w:cs="Arial"/>
+                <w:rFonts w:ascii="Arial" w:hAnsi="Arial" w:cs="Arial" w:eastAsia="Arial"/>
                 <w:sz w:val="21"/>
                 <w:szCs w:val="21"/>
               </w:rPr>
@@ -213,7 +213,7 @@
             <w:pPr>
               <w:ind w:left="3"/>
               <w:rPr>
-                <w:rFonts w:ascii="Arial" w:hAnsi="Arial" w:cs="Arial"/>
+                <w:rFonts w:ascii="Arial" w:hAnsi="Arial" w:cs="Arial" w:eastAsia="Arial"/>
                 <w:b/>
                 <w:bCs/>
                 <w:sz w:val="21"/>
@@ -222,7 +222,7 @@
             </w:pPr>
             <w:r>
               <w:rPr>
-                <w:rFonts w:ascii="Arial" w:hAnsi="Arial" w:cs="Arial"/>
+                <w:rFonts w:ascii="Arial" w:hAnsi="Arial" w:cs="Arial" w:eastAsia="Arial"/>
                 <w:b/>
                 <w:bCs/>
                 <w:sz w:val="21"/>
@@ -246,14 +246,14 @@
             <w:pPr>
               <w:spacing w:line="240" w:lineRule="auto"/>
               <w:rPr>
-                <w:rFonts w:ascii="Arial" w:hAnsi="Arial" w:cs="Arial"/>
+                <w:rFonts w:ascii="Arial" w:hAnsi="Arial" w:cs="Arial" w:eastAsia="Arial"/>
                 <w:sz w:val="21"/>
                 <w:szCs w:val="21"/>
               </w:rPr>
             </w:pPr>
             <w:r>
               <w:rPr>
-                <w:rFonts w:ascii="Arial" w:hAnsi="Arial" w:cs="Arial"/>
+                <w:rFonts w:ascii="Arial" w:hAnsi="Arial" w:cs="Arial" w:eastAsia="Arial"/>
                 <w:sz w:val="21"/>
                 <w:szCs w:val="21"/>
               </w:rPr>
@@ -280,7 +280,7 @@
             <w:pPr>
               <w:ind w:left="3"/>
               <w:rPr>
-                <w:rFonts w:ascii="Arial" w:hAnsi="Arial" w:cs="Arial"/>
+                <w:rFonts w:ascii="Arial" w:hAnsi="Arial" w:cs="Arial" w:eastAsia="Arial"/>
                 <w:b/>
                 <w:bCs/>
                 <w:sz w:val="21"/>
@@ -289,7 +289,7 @@
             </w:pPr>
             <w:r>
               <w:rPr>
-                <w:rFonts w:ascii="Arial" w:hAnsi="Arial" w:cs="Arial"/>
+                <w:rFonts w:ascii="Arial" w:hAnsi="Arial" w:cs="Arial" w:eastAsia="Arial"/>
                 <w:b/>
                 <w:bCs/>
                 <w:sz w:val="21"/>
@@ -312,7 +312,7 @@
           <w:p>
             <w:pPr>
               <w:rPr>
-                <w:rFonts w:ascii="Arial" w:hAnsi="Arial" w:cs="Arial"/>
+                <w:rFonts w:ascii="Arial" w:hAnsi="Arial" w:cs="Arial" w:eastAsia="Arial"/>
                 <w:sz w:val="21"/>
                 <w:szCs w:val="21"/>
               </w:rPr>
@@ -320,7 +320,7 @@
             <w:proofErr w:type="spellStart"/>
             <w:r>
               <w:rPr>
-                <w:rFonts w:ascii="Arial" w:hAnsi="Arial" w:cs="Arial"/>
+                <w:rFonts w:ascii="Arial" w:hAnsi="Arial" w:cs="Arial" w:eastAsia="Arial"/>
                 <w:sz w:val="21"/>
                 <w:szCs w:val="21"/>
               </w:rPr>
@@ -329,7 +329,7 @@
             <w:proofErr w:type="spellEnd"/>
             <w:r>
               <w:rPr>
-                <w:rFonts w:ascii="Arial" w:hAnsi="Arial" w:cs="Arial"/>
+                <w:rFonts w:ascii="Arial" w:hAnsi="Arial" w:cs="Arial" w:eastAsia="Arial"/>
                 <w:sz w:val="21"/>
                 <w:szCs w:val="21"/>
               </w:rPr>
@@ -356,7 +356,7 @@
             <w:pPr>
               <w:ind w:left="3"/>
               <w:rPr>
-                <w:rFonts w:ascii="Arial" w:hAnsi="Arial" w:cs="Arial"/>
+                <w:rFonts w:ascii="Arial" w:hAnsi="Arial" w:cs="Arial" w:eastAsia="Arial"/>
                 <w:b/>
                 <w:bCs/>
                 <w:sz w:val="21"/>
@@ -365,7 +365,7 @@
             </w:pPr>
             <w:r>
               <w:rPr>
-                <w:rFonts w:ascii="Arial" w:hAnsi="Arial" w:cs="Arial"/>
+                <w:rFonts w:ascii="Arial" w:hAnsi="Arial" w:cs="Arial" w:eastAsia="Arial"/>
                 <w:b/>
                 <w:bCs/>
                 <w:sz w:val="21"/>
@@ -388,7 +388,7 @@
           <w:p>
             <w:pPr>
               <w:rPr>
-                <w:rFonts w:ascii="Arial" w:hAnsi="Arial" w:cs="Arial"/>
+                <w:rFonts w:ascii="Arial" w:hAnsi="Arial" w:cs="Arial" w:eastAsia="Arial"/>
                 <w:sz w:val="21"/>
                 <w:szCs w:val="21"/>
               </w:rPr>
@@ -396,7 +396,7 @@
             <w:proofErr w:type="spellStart"/>
             <w:r>
               <w:rPr>
-                <w:rFonts w:ascii="Arial" w:hAnsi="Arial" w:cs="Arial"/>
+                <w:rFonts w:ascii="Arial" w:hAnsi="Arial" w:cs="Arial" w:eastAsia="Arial"/>
                 <w:sz w:val="21"/>
                 <w:szCs w:val="21"/>
               </w:rPr>
@@ -405,7 +405,7 @@
             <w:proofErr w:type="spellEnd"/>
             <w:r>
               <w:rPr>
-                <w:rFonts w:ascii="Arial" w:hAnsi="Arial" w:cs="Arial"/>
+                <w:rFonts w:ascii="Arial" w:hAnsi="Arial" w:cs="Arial" w:eastAsia="Arial"/>
                 <w:sz w:val="21"/>
                 <w:szCs w:val="21"/>
               </w:rPr>
@@ -432,7 +432,7 @@
             <w:pPr>
               <w:ind w:left="3"/>
               <w:rPr>
-                <w:rFonts w:ascii="Arial" w:hAnsi="Arial" w:cs="Arial"/>
+                <w:rFonts w:ascii="Arial" w:hAnsi="Arial" w:cs="Arial" w:eastAsia="Arial"/>
                 <w:b/>
                 <w:bCs/>
                 <w:sz w:val="21"/>
@@ -441,7 +441,7 @@
             </w:pPr>
             <w:r>
               <w:rPr>
-                <w:rFonts w:ascii="Arial" w:hAnsi="Arial" w:cs="Arial"/>
+                <w:rFonts w:ascii="Arial" w:hAnsi="Arial" w:cs="Arial" w:eastAsia="Arial"/>
                 <w:b/>
                 <w:bCs/>
                 <w:sz w:val="21"/>
@@ -464,14 +464,14 @@
           <w:p>
             <w:pPr>
               <w:rPr>
-                <w:rFonts w:ascii="Arial" w:hAnsi="Arial" w:cs="Arial"/>
+                <w:rFonts w:ascii="Arial" w:hAnsi="Arial" w:cs="Arial" w:eastAsia="Arial"/>
                 <w:sz w:val="21"/>
                 <w:szCs w:val="21"/>
               </w:rPr>
             </w:pPr>
             <w:r>
               <w:rPr>
-                <w:rFonts w:ascii="Arial" w:hAnsi="Arial" w:cs="Arial"/>
+                <w:rFonts w:ascii="Arial" w:hAnsi="Arial" w:cs="Arial" w:eastAsia="Arial"/>
                 <w:sz w:val="21"/>
                 <w:szCs w:val="21"/>
               </w:rPr>
@@ -498,7 +498,7 @@
             <w:pPr>
               <w:ind w:left="3"/>
               <w:rPr>
-                <w:rFonts w:ascii="Arial" w:hAnsi="Arial" w:cs="Arial"/>
+                <w:rFonts w:ascii="Arial" w:hAnsi="Arial" w:cs="Arial" w:eastAsia="Arial"/>
                 <w:b/>
                 <w:bCs/>
                 <w:sz w:val="21"/>
@@ -507,7 +507,7 @@
             </w:pPr>
             <w:r>
               <w:rPr>
-                <w:rFonts w:ascii="Arial" w:hAnsi="Arial" w:cs="Arial"/>
+                <w:rFonts w:ascii="Arial" w:hAnsi="Arial" w:cs="Arial" w:eastAsia="Arial"/>
                 <w:b/>
                 <w:bCs/>
                 <w:sz w:val="21"/>
@@ -530,14 +530,14 @@
           <w:p>
             <w:pPr>
               <w:rPr>
-                <w:rFonts w:ascii="Arial" w:hAnsi="Arial" w:cs="Arial"/>
+                <w:rFonts w:ascii="Arial" w:hAnsi="Arial" w:cs="Arial" w:eastAsia="Arial"/>
                 <w:sz w:val="21"/>
                 <w:szCs w:val="21"/>
               </w:rPr>
             </w:pPr>
             <w:r>
               <w:rPr>
-                <w:rFonts w:ascii="Arial" w:hAnsi="Arial" w:cs="Arial"/>
+                <w:rFonts w:ascii="Arial" w:hAnsi="Arial" w:cs="Arial" w:eastAsia="Arial"/>
                 <w:sz w:val="21"/>
                 <w:szCs w:val="21"/>
               </w:rPr>
@@ -564,7 +564,7 @@
             <w:pPr>
               <w:ind w:left="3"/>
               <w:rPr>
-                <w:rFonts w:ascii="Arial" w:hAnsi="Arial" w:cs="Arial"/>
+                <w:rFonts w:ascii="Arial" w:hAnsi="Arial" w:cs="Arial" w:eastAsia="Arial"/>
                 <w:b/>
                 <w:bCs/>
                 <w:sz w:val="21"/>
@@ -573,7 +573,7 @@
             </w:pPr>
             <w:r>
               <w:rPr>
-                <w:rFonts w:ascii="Arial" w:hAnsi="Arial" w:cs="Arial"/>
+                <w:rFonts w:ascii="Arial" w:hAnsi="Arial" w:cs="Arial" w:eastAsia="Arial"/>
                 <w:b/>
                 <w:bCs/>
                 <w:sz w:val="21"/>
@@ -596,14 +596,14 @@
           <w:p>
             <w:pPr>
               <w:rPr>
-                <w:rFonts w:ascii="Arial" w:hAnsi="Arial" w:cs="Arial"/>
+                <w:rFonts w:ascii="Arial" w:hAnsi="Arial" w:cs="Arial" w:eastAsia="Arial"/>
                 <w:sz w:val="21"/>
                 <w:szCs w:val="21"/>
               </w:rPr>
             </w:pPr>
             <w:r>
               <w:rPr>
-                <w:rFonts w:ascii="Arial" w:hAnsi="Arial" w:cs="Arial"/>
+                <w:rFonts w:ascii="Arial" w:hAnsi="Arial" w:cs="Arial" w:eastAsia="Arial"/>
                 <w:sz w:val="21"/>
                 <w:szCs w:val="21"/>
               </w:rPr>
@@ -630,7 +630,7 @@
             <w:pPr>
               <w:ind w:left="3"/>
               <w:rPr>
-                <w:rFonts w:ascii="Arial" w:hAnsi="Arial" w:cs="Arial"/>
+                <w:rFonts w:ascii="Arial" w:hAnsi="Arial" w:cs="Arial" w:eastAsia="Arial"/>
                 <w:b/>
                 <w:bCs/>
                 <w:sz w:val="21"/>
@@ -639,7 +639,7 @@
             </w:pPr>
             <w:r>
               <w:rPr>
-                <w:rFonts w:ascii="Arial" w:hAnsi="Arial" w:cs="Arial"/>
+                <w:rFonts w:ascii="Arial" w:hAnsi="Arial" w:cs="Arial" w:eastAsia="Arial"/>
                 <w:b/>
                 <w:bCs/>
                 <w:sz w:val="21"/>
@@ -663,14 +663,14 @@
             <w:pPr>
               <w:spacing w:line="240" w:lineRule="auto"/>
               <w:rPr>
-                <w:rFonts w:ascii="Arial" w:hAnsi="Arial" w:cs="Arial"/>
+                <w:rFonts w:ascii="Arial" w:hAnsi="Arial" w:cs="Arial" w:eastAsia="Arial"/>
                 <w:sz w:val="21"/>
                 <w:szCs w:val="21"/>
               </w:rPr>
             </w:pPr>
             <w:r>
               <w:rPr>
-                <w:rFonts w:ascii="Arial" w:hAnsi="Arial" w:cs="Arial"/>
+                <w:rFonts w:ascii="Arial" w:hAnsi="Arial" w:cs="Arial" w:eastAsia="Arial"/>
                 <w:sz w:val="21"/>
                 <w:szCs w:val="21"/>
               </w:rPr>
@@ -696,10 +696,10 @@
   <w:docDefaults>
     <w:rPrDefault>
       <w:rPr>
-        <w:rFonts w:asciiTheme="minorHAnsi" w:eastAsiaTheme="minorHAnsi" w:hAnsiTheme="minorHAnsi" w:cstheme="minorBidi"/>
+        <w:rFonts w:ascii="Arial" w:hAnsi="Arial" w:cs="Arial" w:eastAsia="Arial"/>
         <w:kern w:val="2"/>
-        <w:sz w:val="24"/>
-        <w:szCs w:val="24"/>
+        <w:sz w:val="21"/>
+        <w:szCs w:val="21"/>
         <w:lang w:val="en-IN" w:eastAsia="en-US" w:bidi="ar-SA"/>
         <w14:ligatures w14:val="standardContextual"/>
       </w:rPr>
@@ -1096,9 +1096,9 @@
       <w:spacing w:line="259" w:lineRule="auto"/>
     </w:pPr>
     <w:rPr>
-      <w:rFonts w:ascii="Calibri" w:eastAsia="Calibri" w:hAnsi="Calibri" w:cs="Calibri"/>
+      <w:rFonts w:ascii="Arial" w:hAnsi="Arial" w:cs="Arial" w:eastAsia="Arial"/>
       <w:color w:val="000000"/>
-      <w:sz w:val="22"/>
+      <w:sz w:val="21"/>
       <w:lang w:eastAsia="en-IN"/>
     </w:rPr>
   </w:style>
@@ -1117,10 +1117,10 @@
       <w:outlineLvl w:val="0"/>
     </w:pPr>
     <w:rPr>
-      <w:rFonts w:asciiTheme="majorHAnsi" w:eastAsiaTheme="majorEastAsia" w:hAnsiTheme="majorHAnsi" w:cstheme="majorBidi"/>
+      <w:rFonts w:ascii="Arial" w:hAnsi="Arial" w:cs="Arial" w:eastAsia="Arial"/>
       <w:color w:val="0F4761" w:themeColor="accent1" w:themeShade="BF"/>
-      <w:sz w:val="40"/>
-      <w:szCs w:val="40"/>
+      <w:sz w:val="21"/>
+      <w:szCs w:val="21"/>
       <w:lang w:eastAsia="en-US"/>
     </w:rPr>
   </w:style>
@@ -1141,10 +1141,10 @@
       <w:outlineLvl w:val="1"/>
     </w:pPr>
     <w:rPr>
-      <w:rFonts w:asciiTheme="majorHAnsi" w:eastAsiaTheme="majorEastAsia" w:hAnsiTheme="majorHAnsi" w:cstheme="majorBidi"/>
+      <w:rFonts w:ascii="Arial" w:hAnsi="Arial" w:cs="Arial" w:eastAsia="Arial"/>
       <w:color w:val="0F4761" w:themeColor="accent1" w:themeShade="BF"/>
-      <w:sz w:val="32"/>
-      <w:szCs w:val="32"/>
+      <w:sz w:val="21"/>
+      <w:szCs w:val="21"/>
       <w:lang w:eastAsia="en-US"/>
     </w:rPr>
   </w:style>
@@ -1165,10 +1165,10 @@
       <w:outlineLvl w:val="2"/>
     </w:pPr>
     <w:rPr>
-      <w:rFonts w:asciiTheme="minorHAnsi" w:eastAsiaTheme="majorEastAsia" w:hAnsiTheme="minorHAnsi" w:cstheme="majorBidi"/>
+      <w:rFonts w:ascii="Arial" w:hAnsi="Arial" w:cs="Arial" w:eastAsia="Arial"/>
       <w:color w:val="0F4761" w:themeColor="accent1" w:themeShade="BF"/>
-      <w:sz w:val="28"/>
-      <w:szCs w:val="28"/>
+      <w:sz w:val="21"/>
+      <w:szCs w:val="21"/>
       <w:lang w:eastAsia="en-US"/>
     </w:rPr>
   </w:style>
@@ -1189,11 +1189,11 @@
       <w:outlineLvl w:val="3"/>
     </w:pPr>
     <w:rPr>
-      <w:rFonts w:asciiTheme="minorHAnsi" w:eastAsiaTheme="majorEastAsia" w:hAnsiTheme="minorHAnsi" w:cstheme="majorBidi"/>
+      <w:rFonts w:ascii="Arial" w:hAnsi="Arial" w:cs="Arial" w:eastAsia="Arial"/>
       <w:i/>
       <w:iCs/>
       <w:color w:val="0F4761" w:themeColor="accent1" w:themeShade="BF"/>
-      <w:sz w:val="24"/>
+      <w:sz w:val="21"/>
       <w:lang w:eastAsia="en-US"/>
     </w:rPr>
   </w:style>
@@ -1214,9 +1214,9 @@
       <w:outlineLvl w:val="4"/>
     </w:pPr>
     <w:rPr>
-      <w:rFonts w:asciiTheme="minorHAnsi" w:eastAsiaTheme="majorEastAsia" w:hAnsiTheme="minorHAnsi" w:cstheme="majorBidi"/>
+      <w:rFonts w:ascii="Arial" w:hAnsi="Arial" w:cs="Arial" w:eastAsia="Arial"/>
       <w:color w:val="0F4761" w:themeColor="accent1" w:themeShade="BF"/>
-      <w:sz w:val="24"/>
+      <w:sz w:val="21"/>
       <w:lang w:eastAsia="en-US"/>
     </w:rPr>
   </w:style>
@@ -1237,11 +1237,11 @@
       <w:outlineLvl w:val="5"/>
     </w:pPr>
     <w:rPr>
-      <w:rFonts w:asciiTheme="minorHAnsi" w:eastAsiaTheme="majorEastAsia" w:hAnsiTheme="minorHAnsi" w:cstheme="majorBidi"/>
+      <w:rFonts w:ascii="Arial" w:hAnsi="Arial" w:cs="Arial" w:eastAsia="Arial"/>
       <w:i/>
       <w:iCs/>
       <w:color w:val="595959" w:themeColor="text1" w:themeTint="A6"/>
-      <w:sz w:val="24"/>
+      <w:sz w:val="21"/>
       <w:lang w:eastAsia="en-US"/>
     </w:rPr>
   </w:style>
@@ -1262,9 +1262,9 @@
       <w:outlineLvl w:val="6"/>
     </w:pPr>
     <w:rPr>
-      <w:rFonts w:asciiTheme="minorHAnsi" w:eastAsiaTheme="majorEastAsia" w:hAnsiTheme="minorHAnsi" w:cstheme="majorBidi"/>
+      <w:rFonts w:ascii="Arial" w:hAnsi="Arial" w:cs="Arial" w:eastAsia="Arial"/>
       <w:color w:val="595959" w:themeColor="text1" w:themeTint="A6"/>
-      <w:sz w:val="24"/>
+      <w:sz w:val="21"/>
       <w:lang w:eastAsia="en-US"/>
     </w:rPr>
   </w:style>
@@ -1285,11 +1285,11 @@
       <w:outlineLvl w:val="7"/>
     </w:pPr>
     <w:rPr>
-      <w:rFonts w:asciiTheme="minorHAnsi" w:eastAsiaTheme="majorEastAsia" w:hAnsiTheme="minorHAnsi" w:cstheme="majorBidi"/>
+      <w:rFonts w:ascii="Arial" w:hAnsi="Arial" w:cs="Arial" w:eastAsia="Arial"/>
       <w:i/>
       <w:iCs/>
       <w:color w:val="272727" w:themeColor="text1" w:themeTint="D8"/>
-      <w:sz w:val="24"/>
+      <w:sz w:val="21"/>
       <w:lang w:eastAsia="en-US"/>
     </w:rPr>
   </w:style>
@@ -1310,9 +1310,9 @@
       <w:outlineLvl w:val="8"/>
     </w:pPr>
     <w:rPr>
-      <w:rFonts w:asciiTheme="minorHAnsi" w:eastAsiaTheme="majorEastAsia" w:hAnsiTheme="minorHAnsi" w:cstheme="majorBidi"/>
+      <w:rFonts w:ascii="Arial" w:hAnsi="Arial" w:cs="Arial" w:eastAsia="Arial"/>
       <w:color w:val="272727" w:themeColor="text1" w:themeTint="D8"/>
-      <w:sz w:val="24"/>
+      <w:sz w:val="21"/>
       <w:lang w:eastAsia="en-US"/>
     </w:rPr>
   </w:style>
@@ -1349,10 +1349,10 @@
     <w:uiPriority w:val="9"/>
     <w:rsid w:val="00C44E90"/>
     <w:rPr>
-      <w:rFonts w:asciiTheme="majorHAnsi" w:eastAsiaTheme="majorEastAsia" w:hAnsiTheme="majorHAnsi" w:cstheme="majorBidi"/>
+      <w:rFonts w:ascii="Arial" w:hAnsi="Arial" w:cs="Arial" w:eastAsia="Arial"/>
       <w:color w:val="0F4761" w:themeColor="accent1" w:themeShade="BF"/>
-      <w:sz w:val="40"/>
-      <w:szCs w:val="40"/>
+      <w:sz w:val="21"/>
+      <w:szCs w:val="21"/>
     </w:rPr>
   </w:style>
   <w:style w:type="character" w:customStyle="1" w:styleId="Heading2Char">
@@ -1363,10 +1363,10 @@
     <w:semiHidden/>
     <w:rsid w:val="00C44E90"/>
     <w:rPr>
-      <w:rFonts w:asciiTheme="majorHAnsi" w:eastAsiaTheme="majorEastAsia" w:hAnsiTheme="majorHAnsi" w:cstheme="majorBidi"/>
+      <w:rFonts w:ascii="Arial" w:hAnsi="Arial" w:cs="Arial" w:eastAsia="Arial"/>
       <w:color w:val="0F4761" w:themeColor="accent1" w:themeShade="BF"/>
-      <w:sz w:val="32"/>
-      <w:szCs w:val="32"/>
+      <w:sz w:val="21"/>
+      <w:szCs w:val="21"/>
     </w:rPr>
   </w:style>
   <w:style w:type="character" w:customStyle="1" w:styleId="Heading3Char">
@@ -1377,10 +1377,10 @@
     <w:semiHidden/>
     <w:rsid w:val="00C44E90"/>
     <w:rPr>
-      <w:rFonts w:eastAsiaTheme="majorEastAsia" w:cstheme="majorBidi"/>
+      <w:rFonts w:ascii="Arial" w:hAnsi="Arial" w:cs="Arial" w:eastAsia="Arial"/>
       <w:color w:val="0F4761" w:themeColor="accent1" w:themeShade="BF"/>
-      <w:sz w:val="28"/>
-      <w:szCs w:val="28"/>
+      <w:sz w:val="21"/>
+      <w:szCs w:val="21"/>
     </w:rPr>
   </w:style>
   <w:style w:type="character" w:customStyle="1" w:styleId="Heading4Char">
@@ -1391,7 +1391,7 @@
     <w:semiHidden/>
     <w:rsid w:val="00C44E90"/>
     <w:rPr>
-      <w:rFonts w:eastAsiaTheme="majorEastAsia" w:cstheme="majorBidi"/>
+      <w:rFonts w:ascii="Arial" w:hAnsi="Arial" w:cs="Arial" w:eastAsia="Arial"/>
       <w:i/>
       <w:iCs/>
       <w:color w:val="0F4761" w:themeColor="accent1" w:themeShade="BF"/>
@@ -1405,7 +1405,7 @@
     <w:semiHidden/>
     <w:rsid w:val="00C44E90"/>
     <w:rPr>
-      <w:rFonts w:eastAsiaTheme="majorEastAsia" w:cstheme="majorBidi"/>
+      <w:rFonts w:ascii="Arial" w:hAnsi="Arial" w:cs="Arial" w:eastAsia="Arial"/>
       <w:color w:val="0F4761" w:themeColor="accent1" w:themeShade="BF"/>
     </w:rPr>
   </w:style>
@@ -1417,7 +1417,7 @@
     <w:semiHidden/>
     <w:rsid w:val="00C44E90"/>
     <w:rPr>
-      <w:rFonts w:eastAsiaTheme="majorEastAsia" w:cstheme="majorBidi"/>
+      <w:rFonts w:ascii="Arial" w:hAnsi="Arial" w:cs="Arial" w:eastAsia="Arial"/>
       <w:i/>
       <w:iCs/>
       <w:color w:val="595959" w:themeColor="text1" w:themeTint="A6"/>
@@ -1431,7 +1431,7 @@
     <w:semiHidden/>
     <w:rsid w:val="00C44E90"/>
     <w:rPr>
-      <w:rFonts w:eastAsiaTheme="majorEastAsia" w:cstheme="majorBidi"/>
+      <w:rFonts w:ascii="Arial" w:hAnsi="Arial" w:cs="Arial" w:eastAsia="Arial"/>
       <w:color w:val="595959" w:themeColor="text1" w:themeTint="A6"/>
     </w:rPr>
   </w:style>
@@ -1443,7 +1443,7 @@
     <w:semiHidden/>
     <w:rsid w:val="00C44E90"/>
     <w:rPr>
-      <w:rFonts w:eastAsiaTheme="majorEastAsia" w:cstheme="majorBidi"/>
+      <w:rFonts w:ascii="Arial" w:hAnsi="Arial" w:cs="Arial" w:eastAsia="Arial"/>
       <w:i/>
       <w:iCs/>
       <w:color w:val="272727" w:themeColor="text1" w:themeTint="D8"/>
@@ -1457,7 +1457,7 @@
     <w:semiHidden/>
     <w:rsid w:val="00C44E90"/>
     <w:rPr>
-      <w:rFonts w:eastAsiaTheme="majorEastAsia" w:cstheme="majorBidi"/>
+      <w:rFonts w:ascii="Arial" w:hAnsi="Arial" w:cs="Arial" w:eastAsia="Arial"/>
       <w:color w:val="272727" w:themeColor="text1" w:themeTint="D8"/>
     </w:rPr>
   </w:style>
@@ -1474,12 +1474,12 @@
       <w:contextualSpacing/>
     </w:pPr>
     <w:rPr>
-      <w:rFonts w:asciiTheme="majorHAnsi" w:eastAsiaTheme="majorEastAsia" w:hAnsiTheme="majorHAnsi" w:cstheme="majorBidi"/>
+      <w:rFonts w:ascii="Arial" w:hAnsi="Arial" w:cs="Arial" w:eastAsia="Arial"/>
       <w:color w:val="auto"/>
       <w:spacing w:val="-10"/>
       <w:kern w:val="28"/>
-      <w:sz w:val="56"/>
-      <w:szCs w:val="56"/>
+      <w:sz w:val="21"/>
+      <w:szCs w:val="21"/>
       <w:lang w:eastAsia="en-US"/>
     </w:rPr>
   </w:style>
@@ -1490,11 +1490,11 @@
     <w:uiPriority w:val="10"/>
     <w:rsid w:val="00C44E90"/>
     <w:rPr>
-      <w:rFonts w:asciiTheme="majorHAnsi" w:eastAsiaTheme="majorEastAsia" w:hAnsiTheme="majorHAnsi" w:cstheme="majorBidi"/>
+      <w:rFonts w:ascii="Arial" w:hAnsi="Arial" w:cs="Arial" w:eastAsia="Arial"/>
       <w:spacing w:val="-10"/>
       <w:kern w:val="28"/>
-      <w:sz w:val="56"/>
-      <w:szCs w:val="56"/>
+      <w:sz w:val="21"/>
+      <w:szCs w:val="21"/>
     </w:rPr>
   </w:style>
   <w:style w:type="paragraph" w:styleId="Subtitle">
@@ -1512,11 +1512,11 @@
       <w:spacing w:line="278" w:lineRule="auto"/>
     </w:pPr>
     <w:rPr>
-      <w:rFonts w:asciiTheme="minorHAnsi" w:eastAsiaTheme="majorEastAsia" w:hAnsiTheme="minorHAnsi" w:cstheme="majorBidi"/>
+      <w:rFonts w:ascii="Arial" w:hAnsi="Arial" w:cs="Arial" w:eastAsia="Arial"/>
       <w:color w:val="595959" w:themeColor="text1" w:themeTint="A6"/>
       <w:spacing w:val="15"/>
-      <w:sz w:val="28"/>
-      <w:szCs w:val="28"/>
+      <w:sz w:val="21"/>
+      <w:szCs w:val="21"/>
       <w:lang w:eastAsia="en-US"/>
     </w:rPr>
   </w:style>
@@ -1527,11 +1527,11 @@
     <w:uiPriority w:val="11"/>
     <w:rsid w:val="00C44E90"/>
     <w:rPr>
-      <w:rFonts w:eastAsiaTheme="majorEastAsia" w:cstheme="majorBidi"/>
+      <w:rFonts w:ascii="Arial" w:hAnsi="Arial" w:cs="Arial" w:eastAsia="Arial"/>
       <w:color w:val="595959" w:themeColor="text1" w:themeTint="A6"/>
       <w:spacing w:val="15"/>
-      <w:sz w:val="28"/>
-      <w:szCs w:val="28"/>
+      <w:sz w:val="21"/>
+      <w:szCs w:val="21"/>
     </w:rPr>
   </w:style>
   <w:style w:type="paragraph" w:styleId="Quote">
@@ -1547,11 +1547,11 @@
       <w:jc w:val="center"/>
     </w:pPr>
     <w:rPr>
-      <w:rFonts w:asciiTheme="minorHAnsi" w:eastAsiaTheme="minorHAnsi" w:hAnsiTheme="minorHAnsi" w:cstheme="minorBidi"/>
+      <w:rFonts w:ascii="Arial" w:hAnsi="Arial" w:cs="Arial" w:eastAsia="Arial"/>
       <w:i/>
       <w:iCs/>
       <w:color w:val="404040" w:themeColor="text1" w:themeTint="BF"/>
-      <w:sz w:val="24"/>
+      <w:sz w:val="21"/>
       <w:lang w:eastAsia="en-US"/>
     </w:rPr>
   </w:style>
@@ -1579,9 +1579,9 @@
       <w:contextualSpacing/>
     </w:pPr>
     <w:rPr>
-      <w:rFonts w:asciiTheme="minorHAnsi" w:eastAsiaTheme="minorHAnsi" w:hAnsiTheme="minorHAnsi" w:cstheme="minorBidi"/>
+      <w:rFonts w:ascii="Arial" w:hAnsi="Arial" w:cs="Arial" w:eastAsia="Arial"/>
       <w:color w:val="auto"/>
-      <w:sz w:val="24"/>
+      <w:sz w:val="21"/>
       <w:lang w:eastAsia="en-US"/>
     </w:rPr>
   </w:style>
@@ -1615,11 +1615,11 @@
       <w:jc w:val="center"/>
     </w:pPr>
     <w:rPr>
-      <w:rFonts w:asciiTheme="minorHAnsi" w:eastAsiaTheme="minorHAnsi" w:hAnsiTheme="minorHAnsi" w:cstheme="minorBidi"/>
+      <w:rFonts w:ascii="Arial" w:hAnsi="Arial" w:cs="Arial" w:eastAsia="Arial"/>
       <w:i/>
       <w:iCs/>
       <w:color w:val="0F4761" w:themeColor="accent1" w:themeShade="BF"/>
-      <w:sz w:val="24"/>
+      <w:sz w:val="21"/>
       <w:lang w:eastAsia="en-US"/>
     </w:rPr>
   </w:style>
@@ -1656,7 +1656,7 @@
       <w:spacing w:after="0" w:line="240" w:lineRule="auto"/>
     </w:pPr>
     <w:rPr>
-      <w:rFonts w:eastAsiaTheme="minorEastAsia"/>
+      <w:rFonts w:ascii="Arial" w:hAnsi="Arial" w:cs="Arial" w:eastAsia="Arial"/>
       <w:lang w:eastAsia="en-IN"/>
     </w:rPr>
     <w:tblPr>
